--- a/FreeCAD课题资料_按开题论证书设计_中期汇报_MD和PDF版本/06_课题基础材料/07_中期研究报告/07_中期研究报告及检查评估材料_正式稿.docx
+++ b/FreeCAD课题资料_按开题论证书设计_中期汇报_MD和PDF版本/06_课题基础材料/07_中期研究报告/07_中期研究报告及检查评估材料_正式稿.docx
@@ -2193,7 +2193,7 @@
           <w:color w:val="000000"/>
           <w:sz w:val="24"/>
         </w:rPr>
-        <w:t>在课程体系建设方面，课题组已经形成较为完整的校本课程文件体系。现有材料包括《FreeCAD 三维设计与 3D 打印》校本课程设计方案、课程大纲、课程、课程评估方案以及六模块的教学设计。课程定位为高一年级校本选修课，建议学时为 32 学时，面向对三维设计、工程实践和数字制造有兴趣的学生。课程坚持 STEAM 教育理念和项目式学习思路，以 FreeCAD 和 Ultimaker Cura 等开源软件为主要工具，组织学生经历从三维建模认知、草图约束、零件设计、模型优化、装配、切片打印到结课综合项目展示的完整学习过程。</w:t>
+        <w:t>在课程体系建设方面，课题组已经形成较为完整的校本课程文件体系。现有材料包括《FreeCAD 三维设计与 3D 打印》校本课程设计方案、课程大纲、课程、课程评估方案以及六模块的教学设计。课程定位为高一年级校本选修课，建议学时为三阶66学时（基础启蒙20+技术实践30+综合创新16），现行实施口径为21课时（每课时45分钟），面向对三维设计、工程实践和数字制造有兴趣的学生。课程坚持 STEAM 教育理念和项目式学习思路，以 FreeCAD 和 Ultimaker Cura 等开源软件为主要工具，组织学生经历从三维建模认知、草图约束、零件设计、模型优化、装配、切片打印到结课综合项目展示的完整学习过程。</w:t>
       </w:r>
     </w:p>
     <w:p>
@@ -2257,7 +2257,7 @@
           <w:color w:val="000000"/>
           <w:sz w:val="24"/>
         </w:rPr>
-        <w:t>在数字资源建设方面，课题组已建设“代码造物 - STEAM 与 FreeCAD 数字工坊”课程网站资源包。网站明确标注为本课题 2024B-178 的配套网站，内容包含 20 课时，分为六个模块：STEAM 与数字造物、Python 与三维空间、数学之美与算法、GUI 交互开发、动力与模拟、综合项目与 3D 打印答辩。网站材料包含课程首页、侧边栏导航、20 节课文档、环境搭建指南、常见问题处理、课程实施建议、优秀作品展示等内容。每节课大体采用“物理/数理原理 + FreeCAD 脚本 + 实验报告 + 制作指南”的结构，体现了编程建模与学科原理、工程实践、作品展示的融合。</w:t>
+        <w:t>在数字资源建设方面，课题组已建设“代码造物 - STEAM 与 FreeCAD 数字工坊”课程网站资源包。网站明确标注为本课题 2024B-178 的配套网站，内容包含 21 课时，分为六个模块：3D打印新视界与STEAM启蒙、手动建模基础与实践（FreeCAD）、编程建模入门与逻辑构建、结构设计与原生装配、桥梁跨学科项目与有限元打印验证、综合STEAM项目设计与成果展示。网站材料包含课程首页、侧边栏导航、21 节课文档、环境搭建指南、常见问题处理、课程实施建议、优秀作品展示等内容。每节课大体采用“物理/数理原理 + FreeCAD 脚本 + 实验报告 + 制作指南”的结构，体现了编程建模与学科原理、工程实践、作品展示的融合。</w:t>
       </w:r>
     </w:p>
     <w:p>
@@ -2341,7 +2341,7 @@
           <w:color w:val="000000"/>
           <w:sz w:val="24"/>
         </w:rPr>
-        <w:t>4. 建设了数字化课程资源。代码造物课程网站形成 20 课时结构化资源，并配套环境搭建、常见问题、实施建议和作品展示，提升了课程资源的可复制性和可推广性。</w:t>
+        <w:t>4. 建设了数字化课程资源。代码造物课程网站形成 21 课时结构化资源，并配套环境搭建、常见问题、实施建议和作品展示，提升了课程资源的可复制性和可推广性。</w:t>
       </w:r>
     </w:p>
     <w:p>
@@ -2537,7 +2537,7 @@
           <w:color w:val="000000"/>
           <w:sz w:val="24"/>
         </w:rPr>
-        <w:t>5. 继续优化数字课程网站。完善 20 课时内容中的课堂任务、实验报告、评价量表和优秀作品展示，增强资源包的完整性和可复制性。</w:t>
+        <w:t>5. 继续优化数字课程网站。完善 21 课时内容中的课堂任务、实验报告、评价量表和优秀作品展示，增强资源包的完整性和可复制性。</w:t>
       </w:r>
     </w:p>
     <w:p>
